--- a/Form Kuesioner Uji Ahli Sistem (ISO 9126).docx
+++ b/Form Kuesioner Uji Ahli Sistem (ISO 9126).docx
@@ -146,13 +146,8 @@
       </w:pPr>
       <w:r>
         <w:t>1.</w:t>
-      </w:r>
-      <w:r>
         <w:tab/>
-        <w:t>Kuesioner ini bertujuan untuk mengevaluasi kelayakan teknis prototype Sistem Rekomendasi Tindak Lanjut Konfirmasi Pendaft</w:t>
-      </w:r>
-      <w:r>
-        <w:t>aran Mahasiswa Baru berdasarkan enam karakteristik kualitas perangkat lunak standar ISO 9126 (fungsionalitas, keandalan, kebergunaan, efisiensi, pemeliharaan, dan portabilitas).</w:t>
+        <w:t>Kuesioner ini bertujuan untuk mengevaluasi kelayakan teknis prototype Sistem Rekomendasi Tindak Lanjut Konfirmasi Pendaftaran Mahasiswa Baru. Penilaian difokuskan pada karakteristik Fungsionalitas (Functionality) standar ISO 9126, yaitu kebenaran penerapan logika algoritma Naive Bayes serta kelengkapan fungsi utama aplikasi sesuai spesifikasi kebutuhan.</w:t>
       </w:r>
     </w:p>
     <w:p>
@@ -163,13 +158,8 @@
       </w:pPr>
       <w:r>
         <w:t>2.</w:t>
-      </w:r>
-      <w:r>
         <w:tab/>
-        <w:t>Bacalah setiap indikator penilaian dengan saksama, kemudian berikan tanda c</w:t>
-      </w:r>
-      <w:r>
-        <w:t>entang (✓) pada salah satu kolom jawaban yang paling sesuai dengan hasil pengamatan Bapak/Ibu setelah mencoba sistem.</w:t>
+        <w:t>Bacalah setiap pernyataan dengan saksama, kemudian berikan tanda centang (✓) pada salah satu kolom jawaban yang paling sesuai dengan hasil pengamatan Bapak/Ibu setelah mencoba sistem.</w:t>
       </w:r>
     </w:p>
     <w:p>
@@ -180,10 +170,8 @@
       </w:pPr>
       <w:r>
         <w:t>3.</w:t>
-      </w:r>
-      <w:r>
         <w:tab/>
-        <w:t>Setiap indikator hanya boleh diisi dengan satu jawaban.</w:t>
+        <w:t>Setiap pernyataan hanya boleh diisi dengan satu jawaban.</w:t>
       </w:r>
     </w:p>
     <w:p>
@@ -497,7 +485,7 @@
               <w:rPr>
                 <w:b/>
               </w:rPr>
-              <w:t>Indikator Penilaian</w:t>
+              <w:t>Pernyataan Validasi</w:t>
             </w:r>
           </w:p>
         </w:tc>
@@ -652,7 +640,7 @@
               <w:jc w:val="both"/>
             </w:pPr>
             <w:r>
-              <w:t>Sistem dapat melakukan proses login dengan benar.</w:t>
+              <w:t>Apakah logika algoritma Naive Bayes sudah diterapkan dengan benar pada aplikasi?</w:t>
             </w:r>
           </w:p>
         </w:tc>
@@ -717,7 +705,7 @@
               <w:jc w:val="both"/>
             </w:pPr>
             <w:r>
-              <w:t>Sistem menolak login ketika data salah.</w:t>
+              <w:t>Apakah fitur pengelolaan data pendaftar (tambah, ubah, hapus, dan tampil data) telah berfungsi dengan benar?</w:t>
             </w:r>
           </w:p>
         </w:tc>
@@ -782,7 +770,7 @@
               <w:jc w:val="both"/>
             </w:pPr>
             <w:r>
-              <w:t>Form input data calon mahasiswa dapat ditampilkan.</w:t>
+              <w:t>Apakah hasil klasifikasi menggunakan algoritma Naive Bayes mampu menghasilkan rekomendasi tindak lanjut yang sesuai berdasarkan data masukan?</w:t>
             </w:r>
           </w:p>
         </w:tc>
@@ -847,1244 +835,7 @@
               <w:jc w:val="both"/>
             </w:pPr>
             <w:r>
-              <w:t>Sistem dapat menyimpan data ke database.</w:t>
-            </w:r>
-          </w:p>
-        </w:tc>
-        <w:tc>
-          <w:tcPr>
-            <w:tcW w:w="737" w:type="dxa"/>
-          </w:tcPr>
-          <w:p/>
-        </w:tc>
-        <w:tc>
-          <w:tcPr>
-            <w:tcW w:w="737" w:type="dxa"/>
-          </w:tcPr>
-          <w:p/>
-        </w:tc>
-        <w:tc>
-          <w:tcPr>
-            <w:tcW w:w="737" w:type="dxa"/>
-          </w:tcPr>
-          <w:p/>
-        </w:tc>
-        <w:tc>
-          <w:tcPr>
-            <w:tcW w:w="737" w:type="dxa"/>
-          </w:tcPr>
-          <w:p/>
-        </w:tc>
-        <w:tc>
-          <w:tcPr>
-            <w:tcW w:w="737" w:type="dxa"/>
-          </w:tcPr>
-          <w:p/>
-        </w:tc>
-      </w:tr>
-      <w:tr>
-        <w:trPr>
-          <w:jc w:val="center"/>
-        </w:trPr>
-        <w:tc>
-          <w:tcPr>
-            <w:tcW w:w="567" w:type="dxa"/>
-            <w:vAlign w:val="center"/>
-          </w:tcPr>
-          <w:p>
-            <w:pPr>
-              <w:spacing w:before="40" w:after="40"/>
-              <w:jc w:val="center"/>
-            </w:pPr>
-            <w:r>
-              <w:t>5.</w:t>
-            </w:r>
-          </w:p>
-        </w:tc>
-        <w:tc>
-          <w:tcPr>
-            <w:tcW w:w="5102" w:type="dxa"/>
-            <w:vAlign w:val="center"/>
-          </w:tcPr>
-          <w:p>
-            <w:pPr>
-              <w:spacing w:before="40" w:after="40"/>
-              <w:jc w:val="both"/>
-            </w:pPr>
-            <w:r>
-              <w:t>Sistem menampilkan data historis pendaftar dengan benar.</w:t>
-            </w:r>
-          </w:p>
-        </w:tc>
-        <w:tc>
-          <w:tcPr>
-            <w:tcW w:w="737" w:type="dxa"/>
-          </w:tcPr>
-          <w:p/>
-        </w:tc>
-        <w:tc>
-          <w:tcPr>
-            <w:tcW w:w="737" w:type="dxa"/>
-          </w:tcPr>
-          <w:p/>
-        </w:tc>
-        <w:tc>
-          <w:tcPr>
-            <w:tcW w:w="737" w:type="dxa"/>
-          </w:tcPr>
-          <w:p/>
-        </w:tc>
-        <w:tc>
-          <w:tcPr>
-            <w:tcW w:w="737" w:type="dxa"/>
-          </w:tcPr>
-          <w:p/>
-        </w:tc>
-        <w:tc>
-          <w:tcPr>
-            <w:tcW w:w="737" w:type="dxa"/>
-          </w:tcPr>
-          <w:p/>
-        </w:tc>
-      </w:tr>
-      <w:tr>
-        <w:trPr>
-          <w:jc w:val="center"/>
-        </w:trPr>
-        <w:tc>
-          <w:tcPr>
-            <w:tcW w:w="567" w:type="dxa"/>
-            <w:vAlign w:val="center"/>
-          </w:tcPr>
-          <w:p>
-            <w:pPr>
-              <w:spacing w:before="40" w:after="40"/>
-              <w:jc w:val="center"/>
-            </w:pPr>
-            <w:r>
-              <w:t>6.</w:t>
-            </w:r>
-          </w:p>
-        </w:tc>
-        <w:tc>
-          <w:tcPr>
-            <w:tcW w:w="5102" w:type="dxa"/>
-            <w:vAlign w:val="center"/>
-          </w:tcPr>
-          <w:p>
-            <w:pPr>
-              <w:spacing w:before="40" w:after="40"/>
-              <w:jc w:val="both"/>
-            </w:pPr>
-            <w:r>
-              <w:t>Sistem menampilkan form prediksi dengan benar.</w:t>
-            </w:r>
-          </w:p>
-        </w:tc>
-        <w:tc>
-          <w:tcPr>
-            <w:tcW w:w="737" w:type="dxa"/>
-          </w:tcPr>
-          <w:p/>
-        </w:tc>
-        <w:tc>
-          <w:tcPr>
-            <w:tcW w:w="737" w:type="dxa"/>
-          </w:tcPr>
-          <w:p/>
-        </w:tc>
-        <w:tc>
-          <w:tcPr>
-            <w:tcW w:w="737" w:type="dxa"/>
-          </w:tcPr>
-          <w:p/>
-        </w:tc>
-        <w:tc>
-          <w:tcPr>
-            <w:tcW w:w="737" w:type="dxa"/>
-          </w:tcPr>
-          <w:p/>
-        </w:tc>
-        <w:tc>
-          <w:tcPr>
-            <w:tcW w:w="737" w:type="dxa"/>
-          </w:tcPr>
-          <w:p/>
-        </w:tc>
-      </w:tr>
-      <w:tr>
-        <w:trPr>
-          <w:jc w:val="center"/>
-        </w:trPr>
-        <w:tc>
-          <w:tcPr>
-            <w:tcW w:w="567" w:type="dxa"/>
-            <w:vAlign w:val="center"/>
-          </w:tcPr>
-          <w:p>
-            <w:pPr>
-              <w:spacing w:before="40" w:after="40"/>
-              <w:jc w:val="center"/>
-            </w:pPr>
-            <w:r>
-              <w:t>7.</w:t>
-            </w:r>
-          </w:p>
-        </w:tc>
-        <w:tc>
-          <w:tcPr>
-            <w:tcW w:w="5102" w:type="dxa"/>
-            <w:vAlign w:val="center"/>
-          </w:tcPr>
-          <w:p>
-            <w:pPr>
-              <w:spacing w:before="40" w:after="40"/>
-              <w:jc w:val="both"/>
-            </w:pPr>
-            <w:r>
-              <w:t>Sistem menghitung probabilitas prior sesuai rumus.</w:t>
-            </w:r>
-          </w:p>
-        </w:tc>
-        <w:tc>
-          <w:tcPr>
-            <w:tcW w:w="737" w:type="dxa"/>
-          </w:tcPr>
-          <w:p/>
-        </w:tc>
-        <w:tc>
-          <w:tcPr>
-            <w:tcW w:w="737" w:type="dxa"/>
-          </w:tcPr>
-          <w:p/>
-        </w:tc>
-        <w:tc>
-          <w:tcPr>
-            <w:tcW w:w="737" w:type="dxa"/>
-          </w:tcPr>
-          <w:p/>
-        </w:tc>
-        <w:tc>
-          <w:tcPr>
-            <w:tcW w:w="737" w:type="dxa"/>
-          </w:tcPr>
-          <w:p/>
-        </w:tc>
-        <w:tc>
-          <w:tcPr>
-            <w:tcW w:w="737" w:type="dxa"/>
-          </w:tcPr>
-          <w:p/>
-        </w:tc>
-      </w:tr>
-      <w:tr>
-        <w:trPr>
-          <w:jc w:val="center"/>
-        </w:trPr>
-        <w:tc>
-          <w:tcPr>
-            <w:tcW w:w="567" w:type="dxa"/>
-            <w:vAlign w:val="center"/>
-          </w:tcPr>
-          <w:p>
-            <w:pPr>
-              <w:spacing w:before="40" w:after="40"/>
-              <w:jc w:val="center"/>
-            </w:pPr>
-            <w:r>
-              <w:t>8.</w:t>
-            </w:r>
-          </w:p>
-        </w:tc>
-        <w:tc>
-          <w:tcPr>
-            <w:tcW w:w="5102" w:type="dxa"/>
-            <w:vAlign w:val="center"/>
-          </w:tcPr>
-          <w:p>
-            <w:pPr>
-              <w:spacing w:before="40" w:after="40"/>
-              <w:jc w:val="both"/>
-            </w:pPr>
-            <w:r>
-              <w:t>Sistem menghitung probabilitas conditional dengan akurat.</w:t>
-            </w:r>
-          </w:p>
-        </w:tc>
-        <w:tc>
-          <w:tcPr>
-            <w:tcW w:w="737" w:type="dxa"/>
-          </w:tcPr>
-          <w:p/>
-        </w:tc>
-        <w:tc>
-          <w:tcPr>
-            <w:tcW w:w="737" w:type="dxa"/>
-          </w:tcPr>
-          <w:p/>
-        </w:tc>
-        <w:tc>
-          <w:tcPr>
-            <w:tcW w:w="737" w:type="dxa"/>
-          </w:tcPr>
-          <w:p/>
-        </w:tc>
-        <w:tc>
-          <w:tcPr>
-            <w:tcW w:w="737" w:type="dxa"/>
-          </w:tcPr>
-          <w:p/>
-        </w:tc>
-        <w:tc>
-          <w:tcPr>
-            <w:tcW w:w="737" w:type="dxa"/>
-          </w:tcPr>
-          <w:p/>
-        </w:tc>
-      </w:tr>
-      <w:tr>
-        <w:trPr>
-          <w:jc w:val="center"/>
-        </w:trPr>
-        <w:tc>
-          <w:tcPr>
-            <w:tcW w:w="567" w:type="dxa"/>
-            <w:vAlign w:val="center"/>
-          </w:tcPr>
-          <w:p>
-            <w:pPr>
-              <w:spacing w:before="40" w:after="40"/>
-              <w:jc w:val="center"/>
-            </w:pPr>
-            <w:r>
-              <w:t>9.</w:t>
-            </w:r>
-          </w:p>
-        </w:tc>
-        <w:tc>
-          <w:tcPr>
-            <w:tcW w:w="5102" w:type="dxa"/>
-            <w:vAlign w:val="center"/>
-          </w:tcPr>
-          <w:p>
-            <w:pPr>
-              <w:spacing w:before="40" w:after="40"/>
-              <w:jc w:val="both"/>
-            </w:pPr>
-            <w:r>
-              <w:t>Sistem menghitung probabilitas akhir untuk setiap kelas.</w:t>
-            </w:r>
-          </w:p>
-        </w:tc>
-        <w:tc>
-          <w:tcPr>
-            <w:tcW w:w="737" w:type="dxa"/>
-          </w:tcPr>
-          <w:p/>
-        </w:tc>
-        <w:tc>
-          <w:tcPr>
-            <w:tcW w:w="737" w:type="dxa"/>
-          </w:tcPr>
-          <w:p/>
-        </w:tc>
-        <w:tc>
-          <w:tcPr>
-            <w:tcW w:w="737" w:type="dxa"/>
-          </w:tcPr>
-          <w:p/>
-        </w:tc>
-        <w:tc>
-          <w:tcPr>
-            <w:tcW w:w="737" w:type="dxa"/>
-          </w:tcPr>
-          <w:p/>
-        </w:tc>
-        <w:tc>
-          <w:tcPr>
-            <w:tcW w:w="737" w:type="dxa"/>
-          </w:tcPr>
-          <w:p/>
-        </w:tc>
-      </w:tr>
-      <w:tr>
-        <w:trPr>
-          <w:jc w:val="center"/>
-        </w:trPr>
-        <w:tc>
-          <w:tcPr>
-            <w:tcW w:w="567" w:type="dxa"/>
-            <w:vAlign w:val="center"/>
-          </w:tcPr>
-          <w:p>
-            <w:pPr>
-              <w:spacing w:before="40" w:after="40"/>
-              <w:jc w:val="center"/>
-            </w:pPr>
-            <w:r>
-              <w:t>10.</w:t>
-            </w:r>
-          </w:p>
-        </w:tc>
-        <w:tc>
-          <w:tcPr>
-            <w:tcW w:w="5102" w:type="dxa"/>
-            <w:vAlign w:val="center"/>
-          </w:tcPr>
-          <w:p>
-            <w:pPr>
-              <w:spacing w:before="40" w:after="40"/>
-              <w:jc w:val="both"/>
-            </w:pPr>
-            <w:r>
-              <w:t>Sistem menghasilkan prediksi dengan benar.</w:t>
-            </w:r>
-          </w:p>
-        </w:tc>
-        <w:tc>
-          <w:tcPr>
-            <w:tcW w:w="737" w:type="dxa"/>
-          </w:tcPr>
-          <w:p/>
-        </w:tc>
-        <w:tc>
-          <w:tcPr>
-            <w:tcW w:w="737" w:type="dxa"/>
-          </w:tcPr>
-          <w:p/>
-        </w:tc>
-        <w:tc>
-          <w:tcPr>
-            <w:tcW w:w="737" w:type="dxa"/>
-          </w:tcPr>
-          <w:p/>
-        </w:tc>
-        <w:tc>
-          <w:tcPr>
-            <w:tcW w:w="737" w:type="dxa"/>
-          </w:tcPr>
-          <w:p/>
-        </w:tc>
-        <w:tc>
-          <w:tcPr>
-            <w:tcW w:w="737" w:type="dxa"/>
-          </w:tcPr>
-          <w:p/>
-        </w:tc>
-      </w:tr>
-      <w:tr>
-        <w:trPr>
-          <w:jc w:val="center"/>
-        </w:trPr>
-        <w:tc>
-          <w:tcPr>
-            <w:tcW w:w="567" w:type="dxa"/>
-            <w:vAlign w:val="center"/>
-          </w:tcPr>
-          <w:p>
-            <w:pPr>
-              <w:spacing w:before="40" w:after="40"/>
-              <w:jc w:val="center"/>
-            </w:pPr>
-            <w:r>
-              <w:t>11.</w:t>
-            </w:r>
-          </w:p>
-        </w:tc>
-        <w:tc>
-          <w:tcPr>
-            <w:tcW w:w="5102" w:type="dxa"/>
-            <w:vAlign w:val="center"/>
-          </w:tcPr>
-          <w:p>
-            <w:pPr>
-              <w:spacing w:before="40" w:after="40"/>
-              <w:jc w:val="both"/>
-            </w:pPr>
-            <w:r>
-              <w:t>Sistem menghasilkan rekomendasi tindak lanjut yang tepat.</w:t>
-            </w:r>
-          </w:p>
-        </w:tc>
-        <w:tc>
-          <w:tcPr>
-            <w:tcW w:w="737" w:type="dxa"/>
-          </w:tcPr>
-          <w:p/>
-        </w:tc>
-        <w:tc>
-          <w:tcPr>
-            <w:tcW w:w="737" w:type="dxa"/>
-          </w:tcPr>
-          <w:p/>
-        </w:tc>
-        <w:tc>
-          <w:tcPr>
-            <w:tcW w:w="737" w:type="dxa"/>
-          </w:tcPr>
-          <w:p/>
-        </w:tc>
-        <w:tc>
-          <w:tcPr>
-            <w:tcW w:w="737" w:type="dxa"/>
-          </w:tcPr>
-          <w:p/>
-        </w:tc>
-        <w:tc>
-          <w:tcPr>
-            <w:tcW w:w="737" w:type="dxa"/>
-          </w:tcPr>
-          <w:p/>
-        </w:tc>
-      </w:tr>
-      <w:tr>
-        <w:trPr>
-          <w:jc w:val="center"/>
-        </w:trPr>
-        <w:tc>
-          <w:tcPr>
-            <w:tcW w:w="9354" w:type="dxa"/>
-            <w:gridSpan w:val="7"/>
-            <w:shd w:val="clear" w:color="auto" w:fill="EDEDED"/>
-            <w:vAlign w:val="center"/>
-          </w:tcPr>
-          <w:p>
-            <w:pPr>
-              <w:spacing w:before="40" w:after="40"/>
-              <w:jc w:val="center"/>
-            </w:pPr>
-            <w:r>
-              <w:rPr>
-                <w:b/>
-              </w:rPr>
-              <w:lastRenderedPageBreak/>
-              <w:t>Keandalan (Reliability)</w:t>
-            </w:r>
-          </w:p>
-        </w:tc>
-      </w:tr>
-      <w:tr>
-        <w:trPr>
-          <w:jc w:val="center"/>
-        </w:trPr>
-        <w:tc>
-          <w:tcPr>
-            <w:tcW w:w="567" w:type="dxa"/>
-            <w:vAlign w:val="center"/>
-          </w:tcPr>
-          <w:p>
-            <w:pPr>
-              <w:spacing w:before="40" w:after="40"/>
-              <w:jc w:val="center"/>
-            </w:pPr>
-            <w:r>
-              <w:t>12.</w:t>
-            </w:r>
-          </w:p>
-        </w:tc>
-        <w:tc>
-          <w:tcPr>
-            <w:tcW w:w="5102" w:type="dxa"/>
-            <w:vAlign w:val="center"/>
-          </w:tcPr>
-          <w:p>
-            <w:pPr>
-              <w:spacing w:before="40" w:after="40"/>
-              <w:jc w:val="both"/>
-            </w:pPr>
-            <w:r>
-              <w:t>Sistem berjalan stabil tanpa error.</w:t>
-            </w:r>
-          </w:p>
-        </w:tc>
-        <w:tc>
-          <w:tcPr>
-            <w:tcW w:w="737" w:type="dxa"/>
-          </w:tcPr>
-          <w:p/>
-        </w:tc>
-        <w:tc>
-          <w:tcPr>
-            <w:tcW w:w="737" w:type="dxa"/>
-          </w:tcPr>
-          <w:p/>
-        </w:tc>
-        <w:tc>
-          <w:tcPr>
-            <w:tcW w:w="737" w:type="dxa"/>
-          </w:tcPr>
-          <w:p/>
-        </w:tc>
-        <w:tc>
-          <w:tcPr>
-            <w:tcW w:w="737" w:type="dxa"/>
-          </w:tcPr>
-          <w:p/>
-        </w:tc>
-        <w:tc>
-          <w:tcPr>
-            <w:tcW w:w="737" w:type="dxa"/>
-          </w:tcPr>
-          <w:p/>
-        </w:tc>
-      </w:tr>
-      <w:tr>
-        <w:trPr>
-          <w:jc w:val="center"/>
-        </w:trPr>
-        <w:tc>
-          <w:tcPr>
-            <w:tcW w:w="567" w:type="dxa"/>
-            <w:vAlign w:val="center"/>
-          </w:tcPr>
-          <w:p>
-            <w:pPr>
-              <w:spacing w:before="40" w:after="40"/>
-              <w:jc w:val="center"/>
-            </w:pPr>
-            <w:r>
-              <w:t>13.</w:t>
-            </w:r>
-          </w:p>
-        </w:tc>
-        <w:tc>
-          <w:tcPr>
-            <w:tcW w:w="5102" w:type="dxa"/>
-            <w:vAlign w:val="center"/>
-          </w:tcPr>
-          <w:p>
-            <w:pPr>
-              <w:spacing w:before="40" w:after="40"/>
-              <w:jc w:val="both"/>
-            </w:pPr>
-            <w:r>
-              <w:t>Hasil prediksi konsisten ketika diuji berulang.</w:t>
-            </w:r>
-          </w:p>
-        </w:tc>
-        <w:tc>
-          <w:tcPr>
-            <w:tcW w:w="737" w:type="dxa"/>
-          </w:tcPr>
-          <w:p/>
-        </w:tc>
-        <w:tc>
-          <w:tcPr>
-            <w:tcW w:w="737" w:type="dxa"/>
-          </w:tcPr>
-          <w:p/>
-        </w:tc>
-        <w:tc>
-          <w:tcPr>
-            <w:tcW w:w="737" w:type="dxa"/>
-          </w:tcPr>
-          <w:p/>
-        </w:tc>
-        <w:tc>
-          <w:tcPr>
-            <w:tcW w:w="737" w:type="dxa"/>
-          </w:tcPr>
-          <w:p/>
-        </w:tc>
-        <w:tc>
-          <w:tcPr>
-            <w:tcW w:w="737" w:type="dxa"/>
-          </w:tcPr>
-          <w:p/>
-        </w:tc>
-      </w:tr>
-      <w:tr>
-        <w:trPr>
-          <w:jc w:val="center"/>
-        </w:trPr>
-        <w:tc>
-          <w:tcPr>
-            <w:tcW w:w="9354" w:type="dxa"/>
-            <w:gridSpan w:val="7"/>
-            <w:shd w:val="clear" w:color="auto" w:fill="EDEDED"/>
-            <w:vAlign w:val="center"/>
-          </w:tcPr>
-          <w:p>
-            <w:pPr>
-              <w:spacing w:before="40" w:after="40"/>
-              <w:jc w:val="center"/>
-            </w:pPr>
-            <w:r>
-              <w:rPr>
-                <w:b/>
-              </w:rPr>
-              <w:t>Kebergunaan (Usability)</w:t>
-            </w:r>
-          </w:p>
-        </w:tc>
-      </w:tr>
-      <w:tr>
-        <w:trPr>
-          <w:jc w:val="center"/>
-        </w:trPr>
-        <w:tc>
-          <w:tcPr>
-            <w:tcW w:w="567" w:type="dxa"/>
-            <w:vAlign w:val="center"/>
-          </w:tcPr>
-          <w:p>
-            <w:pPr>
-              <w:spacing w:before="40" w:after="40"/>
-              <w:jc w:val="center"/>
-            </w:pPr>
-            <w:r>
-              <w:t>14.</w:t>
-            </w:r>
-          </w:p>
-        </w:tc>
-        <w:tc>
-          <w:tcPr>
-            <w:tcW w:w="5102" w:type="dxa"/>
-            <w:vAlign w:val="center"/>
-          </w:tcPr>
-          <w:p>
-            <w:pPr>
-              <w:spacing w:before="40" w:after="40"/>
-              <w:jc w:val="both"/>
-            </w:pPr>
-            <w:r>
-              <w:t>Tampilan antarmuka mudah dipahami.</w:t>
-            </w:r>
-          </w:p>
-        </w:tc>
-        <w:tc>
-          <w:tcPr>
-            <w:tcW w:w="737" w:type="dxa"/>
-          </w:tcPr>
-          <w:p/>
-        </w:tc>
-        <w:tc>
-          <w:tcPr>
-            <w:tcW w:w="737" w:type="dxa"/>
-          </w:tcPr>
-          <w:p/>
-        </w:tc>
-        <w:tc>
-          <w:tcPr>
-            <w:tcW w:w="737" w:type="dxa"/>
-          </w:tcPr>
-          <w:p/>
-        </w:tc>
-        <w:tc>
-          <w:tcPr>
-            <w:tcW w:w="737" w:type="dxa"/>
-          </w:tcPr>
-          <w:p/>
-        </w:tc>
-        <w:tc>
-          <w:tcPr>
-            <w:tcW w:w="737" w:type="dxa"/>
-          </w:tcPr>
-          <w:p/>
-        </w:tc>
-      </w:tr>
-      <w:tr>
-        <w:trPr>
-          <w:jc w:val="center"/>
-        </w:trPr>
-        <w:tc>
-          <w:tcPr>
-            <w:tcW w:w="567" w:type="dxa"/>
-            <w:vAlign w:val="center"/>
-          </w:tcPr>
-          <w:p>
-            <w:pPr>
-              <w:spacing w:before="40" w:after="40"/>
-              <w:jc w:val="center"/>
-            </w:pPr>
-            <w:r>
-              <w:t>15.</w:t>
-            </w:r>
-          </w:p>
-        </w:tc>
-        <w:tc>
-          <w:tcPr>
-            <w:tcW w:w="5102" w:type="dxa"/>
-            <w:vAlign w:val="center"/>
-          </w:tcPr>
-          <w:p>
-            <w:pPr>
-              <w:spacing w:before="40" w:after="40"/>
-              <w:jc w:val="both"/>
-            </w:pPr>
-            <w:r>
-              <w:t>Navigasi sistem mudah digunakan.</w:t>
-            </w:r>
-          </w:p>
-        </w:tc>
-        <w:tc>
-          <w:tcPr>
-            <w:tcW w:w="737" w:type="dxa"/>
-          </w:tcPr>
-          <w:p/>
-        </w:tc>
-        <w:tc>
-          <w:tcPr>
-            <w:tcW w:w="737" w:type="dxa"/>
-          </w:tcPr>
-          <w:p/>
-        </w:tc>
-        <w:tc>
-          <w:tcPr>
-            <w:tcW w:w="737" w:type="dxa"/>
-          </w:tcPr>
-          <w:p/>
-        </w:tc>
-        <w:tc>
-          <w:tcPr>
-            <w:tcW w:w="737" w:type="dxa"/>
-          </w:tcPr>
-          <w:p/>
-        </w:tc>
-        <w:tc>
-          <w:tcPr>
-            <w:tcW w:w="737" w:type="dxa"/>
-          </w:tcPr>
-          <w:p/>
-        </w:tc>
-      </w:tr>
-      <w:tr>
-        <w:trPr>
-          <w:jc w:val="center"/>
-        </w:trPr>
-        <w:tc>
-          <w:tcPr>
-            <w:tcW w:w="9354" w:type="dxa"/>
-            <w:gridSpan w:val="7"/>
-            <w:shd w:val="clear" w:color="auto" w:fill="EDEDED"/>
-            <w:vAlign w:val="center"/>
-          </w:tcPr>
-          <w:p>
-            <w:pPr>
-              <w:spacing w:before="40" w:after="40"/>
-              <w:jc w:val="center"/>
-            </w:pPr>
-            <w:r>
-              <w:rPr>
-                <w:b/>
-              </w:rPr>
-              <w:t>Efisiensi (Efficiency)</w:t>
-            </w:r>
-          </w:p>
-        </w:tc>
-      </w:tr>
-      <w:tr>
-        <w:trPr>
-          <w:jc w:val="center"/>
-        </w:trPr>
-        <w:tc>
-          <w:tcPr>
-            <w:tcW w:w="567" w:type="dxa"/>
-            <w:vAlign w:val="center"/>
-          </w:tcPr>
-          <w:p>
-            <w:pPr>
-              <w:spacing w:before="40" w:after="40"/>
-              <w:jc w:val="center"/>
-            </w:pPr>
-            <w:r>
-              <w:t>16.</w:t>
-            </w:r>
-          </w:p>
-        </w:tc>
-        <w:tc>
-          <w:tcPr>
-            <w:tcW w:w="5102" w:type="dxa"/>
-            <w:vAlign w:val="center"/>
-          </w:tcPr>
-          <w:p>
-            <w:pPr>
-              <w:spacing w:before="40" w:after="40"/>
-              <w:jc w:val="both"/>
-            </w:pPr>
-            <w:r>
-              <w:t xml:space="preserve">Sistem merespons dengan cepat saat </w:t>
-            </w:r>
-            <w:r>
-              <w:t>perhitungan.</w:t>
-            </w:r>
-          </w:p>
-        </w:tc>
-        <w:tc>
-          <w:tcPr>
-            <w:tcW w:w="737" w:type="dxa"/>
-          </w:tcPr>
-          <w:p/>
-        </w:tc>
-        <w:tc>
-          <w:tcPr>
-            <w:tcW w:w="737" w:type="dxa"/>
-          </w:tcPr>
-          <w:p/>
-        </w:tc>
-        <w:tc>
-          <w:tcPr>
-            <w:tcW w:w="737" w:type="dxa"/>
-          </w:tcPr>
-          <w:p/>
-        </w:tc>
-        <w:tc>
-          <w:tcPr>
-            <w:tcW w:w="737" w:type="dxa"/>
-          </w:tcPr>
-          <w:p/>
-        </w:tc>
-        <w:tc>
-          <w:tcPr>
-            <w:tcW w:w="737" w:type="dxa"/>
-          </w:tcPr>
-          <w:p/>
-        </w:tc>
-      </w:tr>
-      <w:tr>
-        <w:trPr>
-          <w:jc w:val="center"/>
-        </w:trPr>
-        <w:tc>
-          <w:tcPr>
-            <w:tcW w:w="567" w:type="dxa"/>
-            <w:vAlign w:val="center"/>
-          </w:tcPr>
-          <w:p>
-            <w:pPr>
-              <w:spacing w:before="40" w:after="40"/>
-              <w:jc w:val="center"/>
-            </w:pPr>
-            <w:r>
-              <w:t>17.</w:t>
-            </w:r>
-          </w:p>
-        </w:tc>
-        <w:tc>
-          <w:tcPr>
-            <w:tcW w:w="5102" w:type="dxa"/>
-            <w:vAlign w:val="center"/>
-          </w:tcPr>
-          <w:p>
-            <w:pPr>
-              <w:spacing w:before="40" w:after="40"/>
-              <w:jc w:val="both"/>
-            </w:pPr>
-            <w:r>
-              <w:t>Sistem menampilkan hasil tanpa jeda lama.</w:t>
-            </w:r>
-          </w:p>
-        </w:tc>
-        <w:tc>
-          <w:tcPr>
-            <w:tcW w:w="737" w:type="dxa"/>
-          </w:tcPr>
-          <w:p/>
-        </w:tc>
-        <w:tc>
-          <w:tcPr>
-            <w:tcW w:w="737" w:type="dxa"/>
-          </w:tcPr>
-          <w:p/>
-        </w:tc>
-        <w:tc>
-          <w:tcPr>
-            <w:tcW w:w="737" w:type="dxa"/>
-          </w:tcPr>
-          <w:p/>
-        </w:tc>
-        <w:tc>
-          <w:tcPr>
-            <w:tcW w:w="737" w:type="dxa"/>
-          </w:tcPr>
-          <w:p/>
-        </w:tc>
-        <w:tc>
-          <w:tcPr>
-            <w:tcW w:w="737" w:type="dxa"/>
-          </w:tcPr>
-          <w:p/>
-        </w:tc>
-      </w:tr>
-      <w:tr>
-        <w:trPr>
-          <w:jc w:val="center"/>
-        </w:trPr>
-        <w:tc>
-          <w:tcPr>
-            <w:tcW w:w="9354" w:type="dxa"/>
-            <w:gridSpan w:val="7"/>
-            <w:shd w:val="clear" w:color="auto" w:fill="EDEDED"/>
-            <w:vAlign w:val="center"/>
-          </w:tcPr>
-          <w:p>
-            <w:pPr>
-              <w:spacing w:before="40" w:after="40"/>
-              <w:jc w:val="center"/>
-            </w:pPr>
-            <w:r>
-              <w:rPr>
-                <w:b/>
-              </w:rPr>
-              <w:t>Pemeliharaan (Maintainability)</w:t>
-            </w:r>
-          </w:p>
-        </w:tc>
-      </w:tr>
-      <w:tr>
-        <w:trPr>
-          <w:jc w:val="center"/>
-        </w:trPr>
-        <w:tc>
-          <w:tcPr>
-            <w:tcW w:w="567" w:type="dxa"/>
-            <w:vAlign w:val="center"/>
-          </w:tcPr>
-          <w:p>
-            <w:pPr>
-              <w:spacing w:before="40" w:after="40"/>
-              <w:jc w:val="center"/>
-            </w:pPr>
-            <w:r>
-              <w:t>18.</w:t>
-            </w:r>
-          </w:p>
-        </w:tc>
-        <w:tc>
-          <w:tcPr>
-            <w:tcW w:w="5102" w:type="dxa"/>
-            <w:vAlign w:val="center"/>
-          </w:tcPr>
-          <w:p>
-            <w:pPr>
-              <w:spacing w:before="40" w:after="40"/>
-              <w:jc w:val="both"/>
-            </w:pPr>
-            <w:r>
-              <w:t>Struktur sistem mudah dipahami untuk pengembangan.</w:t>
-            </w:r>
-          </w:p>
-        </w:tc>
-        <w:tc>
-          <w:tcPr>
-            <w:tcW w:w="737" w:type="dxa"/>
-          </w:tcPr>
-          <w:p/>
-        </w:tc>
-        <w:tc>
-          <w:tcPr>
-            <w:tcW w:w="737" w:type="dxa"/>
-          </w:tcPr>
-          <w:p/>
-        </w:tc>
-        <w:tc>
-          <w:tcPr>
-            <w:tcW w:w="737" w:type="dxa"/>
-          </w:tcPr>
-          <w:p/>
-        </w:tc>
-        <w:tc>
-          <w:tcPr>
-            <w:tcW w:w="737" w:type="dxa"/>
-          </w:tcPr>
-          <w:p/>
-        </w:tc>
-        <w:tc>
-          <w:tcPr>
-            <w:tcW w:w="737" w:type="dxa"/>
-          </w:tcPr>
-          <w:p/>
-        </w:tc>
-      </w:tr>
-      <w:tr>
-        <w:trPr>
-          <w:jc w:val="center"/>
-        </w:trPr>
-        <w:tc>
-          <w:tcPr>
-            <w:tcW w:w="567" w:type="dxa"/>
-            <w:vAlign w:val="center"/>
-          </w:tcPr>
-          <w:p>
-            <w:pPr>
-              <w:spacing w:before="40" w:after="40"/>
-              <w:jc w:val="center"/>
-            </w:pPr>
-            <w:r>
-              <w:t>19.</w:t>
-            </w:r>
-          </w:p>
-        </w:tc>
-        <w:tc>
-          <w:tcPr>
-            <w:tcW w:w="5102" w:type="dxa"/>
-            <w:vAlign w:val="center"/>
-          </w:tcPr>
-          <w:p>
-            <w:pPr>
-              <w:spacing w:before="40" w:after="40"/>
-              <w:jc w:val="both"/>
-            </w:pPr>
-            <w:r>
-              <w:t>Logika program mudah dimodifikasi.</w:t>
-            </w:r>
-          </w:p>
-        </w:tc>
-        <w:tc>
-          <w:tcPr>
-            <w:tcW w:w="737" w:type="dxa"/>
-          </w:tcPr>
-          <w:p/>
-        </w:tc>
-        <w:tc>
-          <w:tcPr>
-            <w:tcW w:w="737" w:type="dxa"/>
-          </w:tcPr>
-          <w:p/>
-        </w:tc>
-        <w:tc>
-          <w:tcPr>
-            <w:tcW w:w="737" w:type="dxa"/>
-          </w:tcPr>
-          <w:p/>
-        </w:tc>
-        <w:tc>
-          <w:tcPr>
-            <w:tcW w:w="737" w:type="dxa"/>
-          </w:tcPr>
-          <w:p/>
-        </w:tc>
-        <w:tc>
-          <w:tcPr>
-            <w:tcW w:w="737" w:type="dxa"/>
-          </w:tcPr>
-          <w:p/>
-        </w:tc>
-      </w:tr>
-      <w:tr>
-        <w:trPr>
-          <w:jc w:val="center"/>
-        </w:trPr>
-        <w:tc>
-          <w:tcPr>
-            <w:tcW w:w="9354" w:type="dxa"/>
-            <w:gridSpan w:val="7"/>
-            <w:shd w:val="clear" w:color="auto" w:fill="EDEDED"/>
-            <w:vAlign w:val="center"/>
-          </w:tcPr>
-          <w:p>
-            <w:pPr>
-              <w:spacing w:before="40" w:after="40"/>
-              <w:jc w:val="center"/>
-            </w:pPr>
-            <w:r>
-              <w:rPr>
-                <w:b/>
-              </w:rPr>
-              <w:t>Portabilitas (Portability)</w:t>
-            </w:r>
-          </w:p>
-        </w:tc>
-      </w:tr>
-      <w:tr>
-        <w:trPr>
-          <w:jc w:val="center"/>
-        </w:trPr>
-        <w:tc>
-          <w:tcPr>
-            <w:tcW w:w="567" w:type="dxa"/>
-            <w:vAlign w:val="center"/>
-          </w:tcPr>
-          <w:p>
-            <w:pPr>
-              <w:spacing w:before="40" w:after="40"/>
-              <w:jc w:val="center"/>
-            </w:pPr>
-            <w:r>
-              <w:t>20.</w:t>
-            </w:r>
-          </w:p>
-        </w:tc>
-        <w:tc>
-          <w:tcPr>
-            <w:tcW w:w="5102" w:type="dxa"/>
-            <w:vAlign w:val="center"/>
-          </w:tcPr>
-          <w:p>
-            <w:pPr>
-              <w:spacing w:before="40" w:after="40"/>
-              <w:jc w:val="both"/>
-            </w:pPr>
-            <w:r>
-              <w:t xml:space="preserve">Sistem </w:t>
-            </w:r>
-            <w:r>
-              <w:t>dapat berjalan di berbagai browser.</w:t>
-            </w:r>
-          </w:p>
-        </w:tc>
-        <w:tc>
-          <w:tcPr>
-            <w:tcW w:w="737" w:type="dxa"/>
-          </w:tcPr>
-          <w:p/>
-        </w:tc>
-        <w:tc>
-          <w:tcPr>
-            <w:tcW w:w="737" w:type="dxa"/>
-          </w:tcPr>
-          <w:p/>
-        </w:tc>
-        <w:tc>
-          <w:tcPr>
-            <w:tcW w:w="737" w:type="dxa"/>
-          </w:tcPr>
-          <w:p/>
-        </w:tc>
-        <w:tc>
-          <w:tcPr>
-            <w:tcW w:w="737" w:type="dxa"/>
-          </w:tcPr>
-          <w:p/>
-        </w:tc>
-        <w:tc>
-          <w:tcPr>
-            <w:tcW w:w="737" w:type="dxa"/>
-          </w:tcPr>
-          <w:p/>
-        </w:tc>
-      </w:tr>
-      <w:tr>
-        <w:trPr>
-          <w:jc w:val="center"/>
-        </w:trPr>
-        <w:tc>
-          <w:tcPr>
-            <w:tcW w:w="567" w:type="dxa"/>
-            <w:vAlign w:val="center"/>
-          </w:tcPr>
-          <w:p>
-            <w:pPr>
-              <w:spacing w:before="40" w:after="40"/>
-              <w:jc w:val="center"/>
-            </w:pPr>
-            <w:r>
-              <w:t>21.</w:t>
-            </w:r>
-          </w:p>
-        </w:tc>
-        <w:tc>
-          <w:tcPr>
-            <w:tcW w:w="5102" w:type="dxa"/>
-            <w:vAlign w:val="center"/>
-          </w:tcPr>
-          <w:p>
-            <w:pPr>
-              <w:spacing w:before="40" w:after="40"/>
-              <w:jc w:val="both"/>
-            </w:pPr>
-            <w:r>
-              <w:t>Tampilan sistem konsisten di berbagai perangkat.</w:t>
+              <w:t>Apakah fitur ekspor laporan berfungsi penuh sesuai dengan spesifikasi kebutuhan?</w:t>
             </w:r>
           </w:p>
         </w:tc>
